--- a/documentatie/Spreektekst_case_5_8_minuten.docx
+++ b/documentatie/Spreektekst_case_5_8_minuten.docx
@@ -55,7 +55,7 @@
         <w:spacing w:after="140"/>
       </w:pPr>
       <w:r>
-        <w:t>Start de lokale app en bezoek de drie tabs één keer. Zet Vergelijkingsperiode op 2000–2023, Regio op Alle regio's, Landen leeg en Alleen landen met bbp-groei uit. Kies bij Land en onderbouwing het land Netherlands. Begin daarna bij Wereldbeeld bovenaan. Houd app.py open voor de overhoring en zet AI-assistenten uit.</w:t>
+        <w:t>Start de lokale app en bezoek de drie tabs één keer. Zet Vergelijkingsperiode op 2000–2023, Regio op Alle regio's, Landen leeg en Alleen landen met bbp-groei uit. Kies bij Land en onderbouwing het land Netherlands. Begin daarna bij Wereldbeeld bovenaan. Houd app.py open voor de overhoring en zet AI-assistenten uit. Alle analyse en filters staan in app.py; teksten.py bevat de vaste schermteksten en opmaak.</w:t>
       </w:r>
     </w:p>
     <w:p>
@@ -1310,7 +1310,7 @@
         <w:spacing w:after="140"/>
       </w:pPr>
       <w:r>
-        <w:t>Start het dashboard lokaal vóór binnenkomst. Zet periode 2000–2023, Regio op Alle regio's, Landen leeg en de checkbox voor bbp-groei uit. Bij Land en onderbouwing kies je Netherlands. Open app.py ernaast en zet AI-assistenten uit. De app leest lokale bestanden; data_ophalen.py draai je niet tijdens het assessment. Oefen live coding met het aparte oefendocument.</w:t>
+        <w:t>Start het dashboard lokaal vóór binnenkomst. Zet periode 2000–2023, Regio op Alle regio's, Landen leeg en de checkbox voor bbp-groei uit. Bij Land en onderbouwing kies je Netherlands. Open app.py ernaast en zet AI-assistenten uit. De app leest lokale bestanden; data_ophalen.py draai je niet tijdens het assessment. Oefen live coding met het aparte oefendocument. De tijdlijn gebruikt nu een jaartabel met een left merge, zodat ontbrekende jaren zichtbaar blijven. Het afzonderlijke bestand teksten.py bevat geen berekeningen.</w:t>
       </w:r>
     </w:p>
     <w:p>
